--- a/Skill Test Project-Blue-Green-Deployment.docx
+++ b/Skill Test Project-Blue-Green-Deployment.docx
@@ -40,6 +40,9 @@
     </w:p>
     <w:p>
       <w:r>
+        <w:rPr>
+          <w:noProof/>
+        </w:rPr>
         <w:drawing>
           <wp:inline distT="0" distB="0" distL="0" distR="0" wp14:anchorId="407F9C9D" wp14:editId="0A42D5DB">
             <wp:extent cx="5731510" cy="4342765"/>
@@ -94,6 +97,9 @@
     </w:p>
     <w:p>
       <w:r>
+        <w:rPr>
+          <w:noProof/>
+        </w:rPr>
         <w:drawing>
           <wp:inline distT="0" distB="0" distL="0" distR="0" wp14:anchorId="4939DF14" wp14:editId="777CC095">
             <wp:extent cx="5731510" cy="1143635"/>
@@ -144,6 +150,9 @@
     </w:p>
     <w:p>
       <w:r>
+        <w:rPr>
+          <w:noProof/>
+        </w:rPr>
         <w:drawing>
           <wp:inline distT="0" distB="0" distL="0" distR="0" wp14:anchorId="351518D6" wp14:editId="741E443E">
             <wp:extent cx="5731510" cy="1463040"/>
@@ -194,6 +203,9 @@
     </w:p>
     <w:p>
       <w:r>
+        <w:rPr>
+          <w:noProof/>
+        </w:rPr>
         <w:drawing>
           <wp:inline distT="0" distB="0" distL="0" distR="0" wp14:anchorId="5B75AE5E" wp14:editId="101C3673">
             <wp:extent cx="5731510" cy="2618740"/>
@@ -219,6 +231,52 @@
                     <a:xfrm>
                       <a:off x="0" y="0"/>
                       <a:ext cx="5731510" cy="2618740"/>
+                    </a:xfrm>
+                    <a:prstGeom prst="rect">
+                      <a:avLst/>
+                    </a:prstGeom>
+                  </pic:spPr>
+                </pic:pic>
+              </a:graphicData>
+            </a:graphic>
+          </wp:inline>
+        </w:drawing>
+      </w:r>
+    </w:p>
+    <w:p/>
+    <w:p>
+      <w:r>
+        <w:t>Pods are running …</w:t>
+      </w:r>
+    </w:p>
+    <w:p>
+      <w:r>
+        <w:lastRenderedPageBreak/>
+        <w:drawing>
+          <wp:inline distT="0" distB="0" distL="0" distR="0" wp14:anchorId="3D7E6D2E" wp14:editId="244DC8DC">
+            <wp:extent cx="5731510" cy="2619375"/>
+            <wp:effectExtent l="0" t="0" r="2540" b="9525"/>
+            <wp:docPr id="224035301" name="Picture 1"/>
+            <wp:cNvGraphicFramePr>
+              <a:graphicFrameLocks xmlns:a="http://schemas.openxmlformats.org/drawingml/2006/main" noChangeAspect="1"/>
+            </wp:cNvGraphicFramePr>
+            <a:graphic xmlns:a="http://schemas.openxmlformats.org/drawingml/2006/main">
+              <a:graphicData uri="http://schemas.openxmlformats.org/drawingml/2006/picture">
+                <pic:pic xmlns:pic="http://schemas.openxmlformats.org/drawingml/2006/picture">
+                  <pic:nvPicPr>
+                    <pic:cNvPr id="224035301" name=""/>
+                    <pic:cNvPicPr/>
+                  </pic:nvPicPr>
+                  <pic:blipFill>
+                    <a:blip r:embed="rId9"/>
+                    <a:stretch>
+                      <a:fillRect/>
+                    </a:stretch>
+                  </pic:blipFill>
+                  <pic:spPr>
+                    <a:xfrm>
+                      <a:off x="0" y="0"/>
+                      <a:ext cx="5731510" cy="2619375"/>
                     </a:xfrm>
                     <a:prstGeom prst="rect">
                       <a:avLst/>
